--- a/docs/requirements/srd/word/04_검증카드_70개요구사항_추적표.docx
+++ b/docs/requirements/srd/word/04_검증카드_70개요구사항_추적표.docx
@@ -2287,7 +2287,7 @@
                 <w:rFonts w:ascii="Noto Sans CJK KR" w:hAnsi="Noto Sans CJK KR" w:eastAsia="Noto Sans CJK KR"/>
                 <w:sz w:val="17"/>
               </w:rPr>
-              <w:t xml:space="preserve">10/09~11</w:t>
+              <w:t xml:space="preserve">정상 commit·조회 G0 전(≤10/10)·중복/장애 10/09~11</w:t>
             </w:r>
           </w:p>
         </w:tc>
@@ -2437,7 +2437,7 @@
                 <w:rFonts w:ascii="Noto Sans CJK KR" w:hAnsi="Noto Sans CJK KR" w:eastAsia="Noto Sans CJK KR"/>
                 <w:sz w:val="17"/>
               </w:rPr>
-              <w:t xml:space="preserve">10/06~07</w:t>
+              <w:t xml:space="preserve">10/07~08</w:t>
             </w:r>
           </w:p>
         </w:tc>
@@ -2587,7 +2587,7 @@
                 <w:rFonts w:ascii="Noto Sans CJK KR" w:hAnsi="Noto Sans CJK KR" w:eastAsia="Noto Sans CJK KR"/>
                 <w:sz w:val="17"/>
               </w:rPr>
-              <w:t xml:space="preserve">10/06~07</w:t>
+              <w:t xml:space="preserve">10/07(#54 회신 계획)</w:t>
             </w:r>
           </w:p>
         </w:tc>
@@ -2608,7 +2608,7 @@
                 <w:rFonts w:ascii="Noto Sans CJK KR" w:hAnsi="Noto Sans CJK KR" w:eastAsia="Noto Sans CJK KR"/>
                 <w:sz w:val="17"/>
               </w:rPr>
-              <w:t xml:space="preserve">FastAPI 로컬 Whisper와 host voice_listener의 전달/timeout/오류를 검증한다. 모델 크기는 공용 PC 동시 부하 결과로 결정한다. / MC-028, MC-029</w:t>
+              <w:t xml:space="preserve">FastAPI 로컬 Whisper와 host voice_listener의 전달/timeout/오류를 검증한다. 모델 크기는 공용 PC 동시 부하 결과로 결정한다. 제안 기준: 녹음 20개 중 18개 이상 정확(정답표 사전 커밋, #54). / MC-028, MC-029</w:t>
             </w:r>
           </w:p>
         </w:tc>
@@ -2737,7 +2737,7 @@
                 <w:rFonts w:ascii="Noto Sans CJK KR" w:hAnsi="Noto Sans CJK KR" w:eastAsia="Noto Sans CJK KR"/>
                 <w:sz w:val="17"/>
               </w:rPr>
-              <w:t xml:space="preserve">10/06~08</w:t>
+              <w:t xml:space="preserve">10/08</w:t>
             </w:r>
           </w:p>
         </w:tc>
@@ -4537,7 +4537,7 @@
                 <w:rFonts w:ascii="Noto Sans CJK KR" w:hAnsi="Noto Sans CJK KR" w:eastAsia="Noto Sans CJK KR"/>
                 <w:sz w:val="17"/>
               </w:rPr>
-              <w:t xml:space="preserve">10/08~10·10/10~13</w:t>
+              <w:t xml:space="preserve">10/10~13</w:t>
             </w:r>
           </w:p>
         </w:tc>
@@ -4558,7 +4558,7 @@
                 <w:rFonts w:ascii="Noto Sans CJK KR" w:hAnsi="Noto Sans CJK KR" w:eastAsia="Noto Sans CJK KR"/>
                 <w:sz w:val="17"/>
               </w:rPr>
-              <w:t xml:space="preserve">음성/HMI는 Spring GET /api/stats 한 곳을 사용한다. count_by_dong=PLACED 동별, held_count=HELD, remaining_count는 확정식. DB 오류는조회 불가·메모리 공식 대체 금지. / MC-021, MC-022</w:t>
+              <w:t xml:space="preserve">음성/HMI는 Spring GET /api/stats 한 곳을 사용한다. count_by_dong=PLACED 동별(PR #68 제안), held_count=HELD, remaining_count는 확정식. DB 오류는조회 불가·메모리 공식 대체 금지. / MC-021, MC-022</w:t>
             </w:r>
           </w:p>
         </w:tc>
@@ -4687,7 +4687,7 @@
                 <w:rFonts w:ascii="Noto Sans CJK KR" w:hAnsi="Noto Sans CJK KR" w:eastAsia="Noto Sans CJK KR"/>
                 <w:sz w:val="17"/>
               </w:rPr>
-              <w:t xml:space="preserve">10/08~10·10/10~13</w:t>
+              <w:t xml:space="preserve">10/10~13</w:t>
             </w:r>
           </w:p>
         </w:tc>
@@ -4837,7 +4837,7 @@
                 <w:rFonts w:ascii="Noto Sans CJK KR" w:hAnsi="Noto Sans CJK KR" w:eastAsia="Noto Sans CJK KR"/>
                 <w:sz w:val="17"/>
               </w:rPr>
-              <w:t xml:space="preserve">10/08~10·10/10~13</w:t>
+              <w:t xml:space="preserve">10/10~13</w:t>
             </w:r>
           </w:p>
         </w:tc>
@@ -7237,7 +7237,7 @@
                 <w:rFonts w:ascii="Noto Sans CJK KR" w:hAnsi="Noto Sans CJK KR" w:eastAsia="Noto Sans CJK KR"/>
                 <w:sz w:val="17"/>
               </w:rPr>
-              <w:t xml:space="preserve">10/06~08</w:t>
+              <w:t xml:space="preserve">10/08</w:t>
             </w:r>
           </w:p>
         </w:tc>
@@ -7258,7 +7258,7 @@
                 <w:rFonts w:ascii="Noto Sans CJK KR" w:hAnsi="Noto Sans CJK KR" w:eastAsia="Noto Sans CJK KR"/>
                 <w:sz w:val="17"/>
               </w:rPr>
-              <w:t xml:space="preserve">전체 20 중≥19, API 오류/timeout 도 전체 분모에 남긴다. API 정상건조건부정확도는별도다. 실패/무효/재시험원본을 보존한다. / MC-031</w:t>
+              <w:t xml:space="preserve">전체 20 중≥19, API 오류/timeout 도 전체 분모에 남긴다. API 정상건조건부정확도는별도다. 실패/무효/재시험원본을 보존한다. 허용 외 입력 거부 100%. "API 오류 2건 이상 회차 무효" 유지 여부는 정의석 확인 대기. / MC-031</w:t>
             </w:r>
           </w:p>
         </w:tc>
@@ -7987,7 +7987,7 @@
                 <w:rFonts w:ascii="Noto Sans CJK KR" w:hAnsi="Noto Sans CJK KR" w:eastAsia="Noto Sans CJK KR"/>
                 <w:sz w:val="17"/>
               </w:rPr>
-              <w:t xml:space="preserve">10/08~10·10/10~13</w:t>
+              <w:t xml:space="preserve">10/10~13</w:t>
             </w:r>
           </w:p>
         </w:tc>
@@ -8008,7 +8008,7 @@
                 <w:rFonts w:ascii="Noto Sans CJK KR" w:hAnsi="Noto Sans CJK KR" w:eastAsia="Noto Sans CJK KR"/>
                 <w:sz w:val="17"/>
               </w:rPr>
-              <w:t xml:space="preserve">상호 확인에서 HMI1 초목표를수용했다. manager 변경→DOM 전체와 bridge→DOM 부분을 구분·시계 보정·각 회차상한+p95/최대. 실측/수락은별도다. / MC-019, MC-026, MC-031</w:t>
+              <w:t xml:space="preserve">상호 확인에서 HMI1 초목표를수용했다. manager 변경→DOM 전체와 bridge→DOM 부분을 구분·공용 PC 브라우저 같은 시계(개인 PC는 참고)·각 회차상한+p95/최대. 실측/수락은별도다. / MC-019, MC-026, MC-031</w:t>
             </w:r>
           </w:p>
         </w:tc>
@@ -8737,7 +8737,7 @@
                 <w:rFonts w:ascii="Noto Sans CJK KR" w:hAnsi="Noto Sans CJK KR" w:eastAsia="Noto Sans CJK KR"/>
                 <w:sz w:val="17"/>
               </w:rPr>
-              <w:t xml:space="preserve">10/09~11</w:t>
+              <w:t xml:space="preserve">정상 commit·조회 G0 전(≤10/10)·중복/장애 10/09~11</w:t>
             </w:r>
           </w:p>
         </w:tc>
@@ -9208,7 +9208,7 @@
                 <w:rFonts w:ascii="Noto Sans CJK KR" w:hAnsi="Noto Sans CJK KR" w:eastAsia="Noto Sans CJK KR"/>
                 <w:sz w:val="17"/>
               </w:rPr>
-              <w:t xml:space="preserve">PC/OS/GPU/USB/NIC 원본은 main 측정기록으로 확인됐다. 설치컨트롤러/DRCF/DRFL 호환·GPU 컨테이너·동시 부하의통과는별도다. / MC-028, MC-029</w:t>
+              <w:t xml:space="preserve">PC/OS/GPU/NIC 사양 원본은 main 측정기록(#60)으로 확인됐고 USB 육안·GPU 컨테이너는 measurements #5 미완료다. 설치컨트롤러/DRCF/DRFL 호환·GPU 컨테이너·동시 부하의통과는별도다. / MC-028, MC-029</w:t>
             </w:r>
           </w:p>
         </w:tc>

--- a/docs/requirements/srd/word/04_검증카드_70개요구사항_추적표.docx
+++ b/docs/requirements/srd/word/04_검증카드_70개요구사항_추적표.docx
@@ -8,7 +8,7 @@
         <w:pStyle w:val="Heading1"/>
       </w:pPr>
       <w:r>
-        <w:t xml:space="preserve">VOSS SRD v0.3 — 70 개 요구사항·검증 추적표</w:t>
+        <w:t xml:space="preserve">VOSS SRD v0.4 — 70 개 요구사항·검증 추적표</w:t>
       </w:r>
     </w:p>
     <w:p>
@@ -1237,7 +1237,7 @@
                 <w:rFonts w:ascii="Noto Sans CJK KR" w:hAnsi="Noto Sans CJK KR" w:eastAsia="Noto Sans CJK KR"/>
                 <w:sz w:val="17"/>
               </w:rPr>
-              <w:t xml:space="preserve">10/06 측정 진행 보고·원본없음</w:t>
+              <w:t xml:space="preserve">정적 검증점 5곳 ≤5mm 보고(PR #48 open)·동적 미수행</w:t>
             </w:r>
           </w:p>
         </w:tc>
@@ -4558,7 +4558,7 @@
                 <w:rFonts w:ascii="Noto Sans CJK KR" w:hAnsi="Noto Sans CJK KR" w:eastAsia="Noto Sans CJK KR"/>
                 <w:sz w:val="17"/>
               </w:rPr>
-              <w:t xml:space="preserve">음성/HMI는 Spring GET /api/stats 한 곳을 사용한다. count_by_dong=PLACED 동별(PR #68 제안), held_count=HELD, remaining_count는 확정식. DB 오류는조회 불가·메모리 공식 대체 금지. / MC-021, MC-022</w:t>
+              <w:t xml:space="preserve">음성/HMI는 Spring GET /api/stats 한 곳을 사용한다. count_by_dong=PLACED 동별(main web_api.md), held_count=HELD, remaining_count는 확정식. DB 오류는조회 불가·메모리 공식 대체 금지. / MC-021, MC-022</w:t>
             </w:r>
           </w:p>
         </w:tc>
@@ -5158,7 +5158,7 @@
                 <w:rFonts w:ascii="Noto Sans CJK KR" w:hAnsi="Noto Sans CJK KR" w:eastAsia="Noto Sans CJK KR"/>
                 <w:sz w:val="17"/>
               </w:rPr>
-              <w:t xml:space="preserve">공유 YAML/manager runtime writer, launch 동일 snapshot/version/hash·로드검증. 단위벡터/null/의미있는 0·ZoneMap code/aliases. PR #64와 main 차이추적. / MC-009, MC-019, MC-034</w:t>
+              <w:t xml:space="preserve">공유 YAML/manager runtime writer, launch 동일 snapshot/version/hash·로드검증. 단위벡터/null/의미있는 0·ZoneMap code/aliases. main #64 값 규칙. / MC-009, MC-019, MC-034</w:t>
             </w:r>
           </w:p>
         </w:tc>

--- a/docs/requirements/srd/word/04_검증카드_70개요구사항_추적표.docx
+++ b/docs/requirements/srd/word/04_검증카드_70개요구사항_추적표.docx
@@ -8,7 +8,7 @@
         <w:pStyle w:val="Heading1"/>
       </w:pPr>
       <w:r>
-        <w:t xml:space="preserve">VOSS SRD v0.4 — 70 개 요구사항·검증 추적표</w:t>
+        <w:t xml:space="preserve">VOSS SRD v1.0 — 70 개 요구사항·검증 추적표</w:t>
       </w:r>
     </w:p>
     <w:p>

--- a/docs/requirements/srd/word/04_검증카드_70개요구사항_추적표.docx
+++ b/docs/requirements/srd/word/04_검증카드_70개요구사항_추적표.docx
@@ -7258,7 +7258,7 @@
                 <w:rFonts w:ascii="Noto Sans CJK KR" w:hAnsi="Noto Sans CJK KR" w:eastAsia="Noto Sans CJK KR"/>
                 <w:sz w:val="17"/>
               </w:rPr>
-              <w:t xml:space="preserve">전체 20 중≥19, API 오류/timeout 도 전체 분모에 남긴다. API 정상건조건부정확도는별도다. 실패/무효/재시험원본을 보존한다. 허용 외 입력 거부 100%. "API 오류 2건 이상 회차 무효" 유지 여부는 정의석 확인 대기. / MC-031</w:t>
+              <w:t xml:space="preserve">전체 20 중≥19, API 오류/timeout 도 전체 분모에 남긴다. API 정상건조건부정확도는별도다. 실패/무효/재시험원본을 보존한다. 허용 외 입력 거부 100%. "API 오류 2건 이상 회차 무효" 규칙은 폐기(정의석) — 외부 장애 재시험 시 두 회차 모두 보고. / MC-031</w:t>
             </w:r>
           </w:p>
         </w:tc>
@@ -8308,7 +8308,7 @@
                 <w:rFonts w:ascii="Noto Sans CJK KR" w:hAnsi="Noto Sans CJK KR" w:eastAsia="Noto Sans CJK KR"/>
                 <w:sz w:val="17"/>
               </w:rPr>
-              <w:t xml:space="preserve">gateway가 제한을강제한다. 플랜지/TCP 단위·수직상승후수평이동·작업대변경후간섭/영역을 검증한다. 정지 200ms·상승 z446.6 등은조건/배치검증과함께 관리한다. / MC-009, MC-010, MC-014</w:t>
+              <w:t xml:space="preserve">gateway가 제한을강제한다. 플랜지/TCP 단위·수직상승후수평이동·작업대변경후간섭/영역을 검증한다. servo_cmd 만료 watchdog 200 ms(제안)·플랜지 z≥446.6 mm 수직 상승 등은 조건/배치 검증과 함께 관리한다. / MC-009, MC-010, MC-014</w:t>
             </w:r>
           </w:p>
         </w:tc>
@@ -9187,7 +9187,7 @@
                 <w:rFonts w:ascii="Noto Sans CJK KR" w:hAnsi="Noto Sans CJK KR" w:eastAsia="Noto Sans CJK KR"/>
                 <w:sz w:val="17"/>
               </w:rPr>
-              <w:t xml:space="preserve">10/06 실측 목표/원본미확인</w:t>
+              <w:t xml:space="preserve">사양 원본 확인(#60)·USB 육안/GPU 컨테이너 #5 미완료·버전 measurements #2(팀원 PC 3대 남음)</w:t>
             </w:r>
           </w:p>
         </w:tc>
@@ -9637,7 +9637,7 @@
                 <w:rFonts w:ascii="Noto Sans CJK KR" w:hAnsi="Noto Sans CJK KR" w:eastAsia="Noto Sans CJK KR"/>
                 <w:sz w:val="17"/>
               </w:rPr>
-              <w:t xml:space="preserve">10/06 검사예정</w:t>
+              <w:t xml:space="preserve">벨트 속도 실측 완료(measurements #1, h250 4.89 cm/s → 설정 4.8)·수동 운전·1박스 절차 검사 남음</w:t>
             </w:r>
           </w:p>
         </w:tc>
